--- a/Darukaa_Earth_AI_Biodiversity_Intelligence_Submission.docx
+++ b/Darukaa_Earth_AI_Biodiversity_Intelligence_Submission.docx
@@ -56,7 +56,7 @@
       <w:tr>
         <w:tc>
           <w:tcPr>
-            <w:tcW w:type="dxa" w:w="3168"/>
+            <w:tcW w:type="dxa" w:w="3456"/>
             <w:shd w:fill="F0FDF4"/>
             <w:tcMar>
               <w:top w:w="100" w:type="dxa"/>
@@ -77,7 +77,7 @@
         </w:tc>
         <w:tc>
           <w:tcPr>
-            <w:tcW w:type="dxa" w:w="6624"/>
+            <w:tcW w:type="dxa" w:w="6336"/>
             <w:shd w:fill="FFFFFF"/>
             <w:tcMar>
               <w:top w:w="100" w:type="dxa"/>
@@ -99,7 +99,7 @@
       <w:tr>
         <w:tc>
           <w:tcPr>
-            <w:tcW w:type="dxa" w:w="3168"/>
+            <w:tcW w:type="dxa" w:w="3456"/>
             <w:shd w:fill="F0FDF4"/>
             <w:tcMar>
               <w:top w:w="100" w:type="dxa"/>
@@ -114,13 +114,13 @@
                 <w:b/>
                 <w:sz w:val="20"/>
               </w:rPr>
-              <w:t>Live Demo URL (if hosted)</w:t>
+              <w:t>Live Demo URL (Production)</w:t>
             </w:r>
           </w:p>
         </w:tc>
         <w:tc>
           <w:tcPr>
-            <w:tcW w:type="dxa" w:w="6624"/>
+            <w:tcW w:type="dxa" w:w="6336"/>
             <w:shd w:fill="FFFFFF"/>
             <w:tcMar>
               <w:top w:w="100" w:type="dxa"/>
@@ -134,7 +134,7 @@
               <w:rPr>
                 <w:sz w:val="20"/>
               </w:rPr>
-              <w:t>http://localhost:8000 (Local web server with ChatGPT-style UI &amp; Swagger Docs)</w:t>
+              <w:t>https://darukaa-y3yp.onrender.com/</w:t>
             </w:r>
           </w:p>
         </w:tc>
@@ -142,7 +142,7 @@
       <w:tr>
         <w:tc>
           <w:tcPr>
-            <w:tcW w:type="dxa" w:w="3168"/>
+            <w:tcW w:type="dxa" w:w="3456"/>
             <w:shd w:fill="F0FDF4"/>
             <w:tcMar>
               <w:top w:w="100" w:type="dxa"/>
@@ -163,7 +163,7 @@
         </w:tc>
         <w:tc>
           <w:tcPr>
-            <w:tcW w:type="dxa" w:w="6624"/>
+            <w:tcW w:type="dxa" w:w="6336"/>
             <w:shd w:fill="FFFFFF"/>
             <w:tcMar>
               <w:top w:w="100" w:type="dxa"/>
@@ -185,7 +185,7 @@
       <w:tr>
         <w:tc>
           <w:tcPr>
-            <w:tcW w:type="dxa" w:w="3168"/>
+            <w:tcW w:type="dxa" w:w="3456"/>
             <w:shd w:fill="F0FDF4"/>
             <w:tcMar>
               <w:top w:w="100" w:type="dxa"/>
@@ -206,7 +206,7 @@
         </w:tc>
         <w:tc>
           <w:tcPr>
-            <w:tcW w:type="dxa" w:w="6624"/>
+            <w:tcW w:type="dxa" w:w="6336"/>
             <w:shd w:fill="FFFFFF"/>
             <w:tcMar>
               <w:top w:w="100" w:type="dxa"/>
@@ -226,11 +226,93 @@
         </w:tc>
       </w:tr>
     </w:tbl>
-    <w:p>
-      <w:pPr>
-        <w:spacing w:before="160"/>
-      </w:pPr>
-    </w:p>
+    <w:p/>
+    <w:tbl>
+      <w:tblPr>
+        <w:tblW w:type="auto" w:w="0"/>
+        <w:jc w:val="center"/>
+        <w:tblLayout w:type="fixed"/>
+        <w:tblLook w:firstColumn="1" w:firstRow="1" w:lastColumn="0" w:lastRow="0" w:noHBand="0" w:noVBand="1" w:val="04A0"/>
+      </w:tblPr>
+      <w:tblGrid>
+        <w:gridCol w:w="9936"/>
+      </w:tblGrid>
+      <w:tr>
+        <w:tc>
+          <w:tcPr>
+            <w:tcW w:type="dxa" w:w="9792"/>
+            <w:shd w:fill="F0FDF4"/>
+            <w:tcMar>
+              <w:top w:w="140" w:type="dxa"/>
+              <w:bottom w:w="140" w:type="dxa"/>
+              <w:left w:w="180" w:type="dxa"/>
+              <w:right w:w="180" w:type="dxa"/>
+            </w:tcMar>
+          </w:tcPr>
+          <w:p>
+            <w:pPr>
+              <w:spacing w:before="40" w:after="40"/>
+            </w:pPr>
+            <w:r>
+              <w:rPr>
+                <w:rFonts w:ascii="Calibri" w:hAnsi="Calibri"/>
+                <w:b/>
+                <w:color w:val="107850"/>
+                <w:sz w:val="24"/>
+              </w:rPr>
+              <w:t>🌐 Live Demo</w:t>
+              <w:br/>
+            </w:r>
+            <w:r>
+              <w:rPr>
+                <w:rFonts w:ascii="Calibri" w:hAnsi="Calibri"/>
+              </w:rPr>
+              <w:t xml:space="preserve">🔗 </w:t>
+            </w:r>
+            <w:r>
+              <w:rPr>
+                <w:rFonts w:ascii="Calibri" w:hAnsi="Calibri"/>
+                <w:b/>
+                <w:color w:val="107850"/>
+                <w:sz w:val="21"/>
+                <w:u w:val="single"/>
+              </w:rPr>
+              <w:t>Try Darukaa Live: https://darukaa-y3yp.onrender.com/</w:t>
+              <w:br/>
+              <w:br/>
+            </w:r>
+            <w:r>
+              <w:rPr>
+                <w:rFonts w:ascii="Calibri" w:hAnsi="Calibri"/>
+                <w:sz w:val="20"/>
+              </w:rPr>
+              <w:t>The latest deployed version of Darukaa is available for live testing:</w:t>
+              <w:br/>
+            </w:r>
+            <w:r>
+              <w:rPr>
+                <w:rFonts w:ascii="Calibri" w:hAnsi="Calibri"/>
+                <w:b/>
+                <w:color w:val="107850"/>
+                <w:sz w:val="20"/>
+              </w:rPr>
+              <w:t>-&gt; https://darukaa-y3yp.onrender.com/</w:t>
+              <w:br/>
+              <w:br/>
+            </w:r>
+            <w:r>
+              <w:rPr>
+                <w:rFonts w:ascii="Calibri" w:hAnsi="Calibri"/>
+                <w:i/>
+                <w:color w:val="646E78"/>
+                <w:sz w:val="18"/>
+              </w:rPr>
+              <w:t>Note: The application is hosted on Render's free tier, which may automatically put the service to sleep after a period of inactivity. If the application has been inactive, the initial load may take a little longer while the server starts back up. Subsequent requests should load normally.</w:t>
+            </w:r>
+          </w:p>
+        </w:tc>
+      </w:tr>
+    </w:tbl>
     <w:p/>
     <w:p>
       <w:pPr>
@@ -626,9 +708,11 @@
     </w:p>
     <w:p>
       <w:r>
-        <w:t>• ChatGPT-Style Web UI (http://127.0.0.1:8000): Features a full consultation sidebar, consultation history, in-stream typing thinking animation, 1-click challenge prompt chips, and suggested follow-up questions.</w:t>
+        <w:t>• Production Cloud Deployment (https://darukaa-y3yp.onrender.com/): Live hosted deployment on Render with interactive ChatGPT-style UI and complete OpenAPI Swagger documentation at /docs.</w:t>
         <w:br/>
-        <w:t>• Interactive Swagger API (http://127.0.0.1:8000/docs): Pre-populated request schemas for POST /chat and POST /profile.</w:t>
+        <w:t>• Local ChatGPT-Style Web UI (http://127.0.0.1:8000): Features a full consultation sidebar, consultation history, in-stream typing thinking animation, 1-click challenge prompt chips, and suggested follow-up questions.</w:t>
+        <w:br/>
+        <w:t>• Interactive Swagger API (http://127.0.0.1:8000/docs or https://darukaa-y3yp.onrender.com/docs): Pre-populated request schemas for POST /chat and POST /profile.</w:t>
         <w:br/>
         <w:t>• Terminal Interactive CLI: Run `python -m darukaa.api.cli` for interactive command-line consultation loops.</w:t>
       </w:r>
